--- a/roteiros/marilyn-monroe/MarilynMonroe_Parte4.docx
+++ b/roteiros/marilyn-monroe/MarilynMonroe_Parte4.docx
@@ -39,7 +39,7 @@
         <w:rPr>
           <w:color w:val="000000"/>
         </w:rPr>
-        <w:t>No fim daquele ano, Marilyn decidiu voltar para Los Angeles.</w:t>
+        <w:t>Na segunda metade daquele ano, Marilyn decidiu voltar para Los Angeles.</w:t>
       </w:r>
     </w:p>
     <w:p>
@@ -183,14 +183,6 @@
         <w:rPr>
           <w:color w:val="000000"/>
         </w:rPr>
-        <w:t>A plateia ficou em silêncio.</w:t>
-      </w:r>
-    </w:p>
-    <w:p>
-      <w:r>
-        <w:rPr>
-          <w:color w:val="000000"/>
-        </w:rPr>
         <w:t>Com a voz baixa e sussurrada, ela cantou "Happy Birthday, Mr. President".</w:t>
       </w:r>
     </w:p>
@@ -239,7 +231,7 @@
         <w:rPr>
           <w:color w:val="000000"/>
         </w:rPr>
-        <w:t>A Fox atravessava a pior fase da própria história. O estúdio estava afundado nos gastos de "Cleópatra", com Elizabeth Taylor, um dos filmes mais caros já feitos.</w:t>
+        <w:t>A Fox atravessava uma das piores fases da própria história. O estúdio estava afundado nos gastos de "Cleópatra", com Elizabeth Taylor, um dos filmes mais caros já feitos.</w:t>
       </w:r>
     </w:p>
     <w:p>
@@ -319,7 +311,7 @@
         <w:rPr>
           <w:color w:val="000000"/>
         </w:rPr>
-        <w:t>A produção parou. Mesmo assim, o estúdio abriu um processo contra ela, pedindo centenas de milhares de dólares de indenização. Nos jornais, executivos culpavam a atriz pelo prejuízo. Ela virou a estrela problemática, que atrasava e dava prejuízo.</w:t>
+        <w:t>A produção parou. Mesmo assim, o estúdio abriu um processo contra ela, pedindo centenas de milhares de dólares de indenização. Nos jornais, executivos do estúdio culparam a atriz pelo prejuízo. Marilyn virou a estrela problemática, que atrasava e faltava.</w:t>
       </w:r>
     </w:p>
     <w:p>
@@ -415,7 +407,7 @@
         <w:rPr>
           <w:color w:val="000000"/>
         </w:rPr>
-        <w:t>O que se sabe com certeza é que, naqueles meses, o telefone era a principal ponte de Marilyn com o mundo lá fora. Ela passava horas ligando para amigos e médicos, muitas vezes de madrugada.</w:t>
+        <w:t>O que se sabe com certeza é que, naqueles meses, o telefone era a principal ponte de Marilyn com o mundo lá fora. Ela passava horas ligando para amigos e médicos.</w:t>
       </w:r>
     </w:p>
     <w:p>
@@ -463,7 +455,7 @@
         <w:rPr>
           <w:color w:val="000000"/>
         </w:rPr>
-        <w:t>No fim de julho, a situação parecia melhorar. A Fox começou a negociar a volta dela ao filme. A Life publicou a entrevista. Amigos contaram que ela fazia planos.</w:t>
+        <w:t>Mesmo assim, naqueles dias, havia sinais de melhora. A Fox negociava a volta dela ao filme. No dia três de agosto, a Life publicou a entrevista. Amigos contaram que ela fazia planos.</w:t>
       </w:r>
     </w:p>
     <w:p>
@@ -472,22 +464,6 @@
           <w:color w:val="000000"/>
         </w:rPr>
         <w:t>Segundo alguns biógrafos, Joe DiMaggio também fazia planos. Tinha pedido demissão de um emprego para voltar à Califórnia. E pretendia pedir Marilyn em casamento de novo, naquele mesmo mês de agosto.</w:t>
-      </w:r>
-    </w:p>
-    <w:p>
-      <w:r>
-        <w:rPr>
-          <w:color w:val="000000"/>
-        </w:rPr>
-        <w:t>Então chegou o último dia.</w:t>
-      </w:r>
-    </w:p>
-    <w:p>
-      <w:r>
-        <w:rPr>
-          <w:color w:val="000000"/>
-        </w:rPr>
-        <w:t>Quatro de agosto de mil novecentos e sessenta e dois. Um sábado.</w:t>
       </w:r>
     </w:p>
     <w:p>
@@ -519,6 +495,22 @@
         <w:rPr>
           <w:color w:val="000000"/>
         </w:rPr>
+        <w:t>Então chegou o último dia.</w:t>
+      </w:r>
+    </w:p>
+    <w:p>
+      <w:r>
+        <w:rPr>
+          <w:color w:val="000000"/>
+        </w:rPr>
+        <w:t>Quatro de agosto de mil novecentos e sessenta e dois. Um sábado.</w:t>
+      </w:r>
+    </w:p>
+    <w:p>
+      <w:r>
+        <w:rPr>
+          <w:color w:val="000000"/>
+        </w:rPr>
         <w:t>À tarde, o doutor Greenson foi até a casa. Ficou lá por horas. Antes de ir embora, pediu a Eunice Murray que passasse a noite na casa.</w:t>
       </w:r>
     </w:p>
@@ -543,7 +535,7 @@
         <w:rPr>
           <w:color w:val="000000"/>
         </w:rPr>
-        <w:t>Segundo ele, Marilyn estava animada e parecia bem.</w:t>
+        <w:t>Segundo quem estava na casa, depois dessa ligação Marilyn parecia animada.</w:t>
       </w:r>
     </w:p>
     <w:p>

--- a/roteiros/marilyn-monroe/MarilynMonroe_Parte4.docx
+++ b/roteiros/marilyn-monroe/MarilynMonroe_Parte4.docx
@@ -80,6 +80,14 @@
           <w:color w:val="000000"/>
         </w:rPr>
         <w:t>Em fevereiro de mil novecentos e sessenta e dois, Marilyn comprou uma casa em Brentwood. Pequena, de estilo espanhol, escondida atrás de um muro. Era a primeira casa que ela comprava sozinha.</w:t>
+      </w:r>
+    </w:p>
+    <w:p>
+      <w:r>
+        <w:rPr>
+          <w:color w:val="000000"/>
+        </w:rPr>
+        <w:t>Viajou até o México para escolher móveis e azulejos para a decoração. Na noite em que ela morreu, parte dessas peças ainda não tinha chegado. A casa estava meio vazia.</w:t>
       </w:r>
     </w:p>
     <w:p>
@@ -215,7 +223,7 @@
         <w:rPr>
           <w:color w:val="C00000"/>
         </w:rPr>
-        <w:t>Guarde esse vestido na sua cabeça. Porque aquela noite em Nova York foi a última grande aparição pública de Marilyn Monroe. E, menos de três semanas depois, o estúdio que tinha lucrado milhões com ela ia jogá-la na rua.</w:t>
+        <w:t>Aquela noite em Nova York foi a última grande aparição pública de Marilyn Monroe. Menos de três semanas depois, o estúdio que tinha lucrado milhões com ela ia jogá-la na rua.</w:t>
       </w:r>
     </w:p>
     <w:p>
@@ -280,6 +288,14 @@
           <w:color w:val="000000"/>
         </w:rPr>
         <w:t>Durou pouco.</w:t>
+      </w:r>
+    </w:p>
+    <w:p>
+      <w:r>
+        <w:rPr>
+          <w:color w:val="C00000"/>
+        </w:rPr>
+        <w:t>Uma semana depois de completar trinta e seis anos, Marilyn ia receber a notícia que nenhuma estrela de Hollywood queria ouvir.</w:t>
       </w:r>
     </w:p>
     <w:p>
@@ -383,7 +399,7 @@
         <w:rPr>
           <w:color w:val="000000"/>
         </w:rPr>
-        <w:t>Vários autores afirmam que Marilyn também se aproximou de Robert Kennedy, o irmão do presidente e ministro da Justiça dos Estados Unidos. Alguns dizem que os dois tiveram um caso.</w:t>
+        <w:t>Vários autores afirmam que Marilyn também se aproximou de Robert Kennedy, o irmão do presidente e ministro da Justiça dos Estados Unidos. Alguns desses autores afirmam que os dois tiveram um caso.</w:t>
       </w:r>
     </w:p>
     <w:p>
@@ -399,7 +415,7 @@
         <w:rPr>
           <w:color w:val="000000"/>
         </w:rPr>
-        <w:t>Algumas das teorias mais conhecidas dizem que Robert Kennedy esteve na casa de Marilyn no dia quatro de agosto. As investigações oficiais nunca confirmaram essa visita.</w:t>
+        <w:t>Algumas das teorias mais conhecidas sustentam que Robert Kennedy esteve na casa de Marilyn no dia quatro de agosto. As investigações oficiais nunca confirmaram essa visita.</w:t>
       </w:r>
     </w:p>
     <w:p>
@@ -511,7 +527,7 @@
         <w:rPr>
           <w:color w:val="000000"/>
         </w:rPr>
-        <w:t>À tarde, o doutor Greenson foi até a casa. Ficou lá por horas. Antes de ir embora, pediu a Eunice Murray que passasse a noite na casa.</w:t>
+        <w:t>À tarde, o doutor Greenson foi até a casa. Ficou lá por horas. Segundo o relato do próprio médico, ele encontrou Marilyn deprimida e um pouco dopada. Antes de ir embora, pediu a Eunice Murray que passasse a noite na casa.</w:t>
       </w:r>
     </w:p>
     <w:p>
@@ -583,7 +599,7 @@
         <w:rPr>
           <w:color w:val="C00000"/>
         </w:rPr>
-        <w:t>Imagine por um momento ouvir essa frase do outro lado da linha. Lawford contou depois que ficou preocupado. Só que, segundo o próprio Lawford, ele foi aconselhado a não ir até a casa dela. E ninguém foi.</w:t>
+        <w:t>Imagine por um momento ouvir essa frase do outro lado da linha. Lawford contou depois que ficou preocupado, mas que foi aconselhado a não ir até a casa dela. E ninguém foi.</w:t>
       </w:r>
     </w:p>
     <w:p>
@@ -623,7 +639,7 @@
         <w:rPr>
           <w:color w:val="000000"/>
         </w:rPr>
-        <w:t>Só que o que aconteceu nas horas seguintes nunca terminou de ser explicado.</w:t>
+        <w:t>O que aconteceu nas horas seguintes nunca terminou de ser explicado.</w:t>
       </w:r>
     </w:p>
     <w:p>
